--- a/htdocs/mereg_klasiv_26-27.docx
+++ b/htdocs/mereg_klasiv_26-27.docx
@@ -1497,7 +1497,7 @@
           <w:sz w:val="28"/>
           <w:szCs w:val="28"/>
         </w:rPr>
-        <w:t>71</w:t>
+        <w:t>70</w:t>
       </w:r>
     </w:p>
     <w:p>
